--- a/docs/huong-dan-test-admin.docx
+++ b/docs/huong-dan-test-admin.docx
@@ -78,7 +78,15 @@
         <w:spacing w:after="120"/>
       </w:pPr>
       <w:r>
-        <w:t>Vào 1 nhóm đề xuất bất kỳ (hoặc tạo nhóm test riêng) → menu bên trái có đủ các tab: Thiết lập chung, Mẫu biểu đề xuất, In đề xuất, Tùy chỉnh về phân quyền, Thông báo (mới), Bộ đếm.</w:t>
+        <w:t>Vào 1 nhóm đề xuất bất kỳ (hoặc tạo nhóm test riêng) → menu bên trái có đủ các tab: Thiết lập chung, Mẫu form đề xuất, In đề xuất, Chuyển tiếp và Webhook, Tùy chỉnh về phân quyền, Bộ đếm, Thông báo (mới).</w:t>
+      </w:r>
+    </w:p>
+    <w:p>
+      <w:pPr>
+        <w:spacing w:after="120"/>
+      </w:pPr>
+      <w:r>
+        <w:t>Tab "Thiết lập chung" vừa đổi giao diện: mặc định hiện DẠNG THẺ chỉ xem (Thông tin chung / Người duyệt / Luồng phê duyệt / Người theo dõi) — bấm "Chỉnh sửa" trên từng thẻ mới mở form/modal để sửa, không còn 1 form dài luôn hiện sẵn như trước.</w:t>
       </w:r>
     </w:p>
     <w:p/>
@@ -87,7 +95,7 @@
         <w:pStyle w:val="Heading1"/>
       </w:pPr>
       <w:r>
-        <w:t>1. Người duyệt — tên bước, hạn xử lý riêng, bước "Linh động" mới</w:t>
+        <w:t>1. Thẻ "Người duyệt" — tên bước, hạn xử lý riêng, bước "Linh động"</w:t>
       </w:r>
     </w:p>
     <w:p>
@@ -97,7 +105,7 @@
           <w:color w:val="5B6472"/>
           <w:sz w:val="20"/>
         </w:rPr>
-        <w:t>Vào tab "Thiết lập chung" → khối "Người xét duyệt".</w:t>
+        <w:t>Vào tab "Thiết lập chung" → thẻ "Người duyệt".</w:t>
       </w:r>
     </w:p>
     <w:tbl>
@@ -192,7 +200,7 @@
           </w:tcPr>
           <w:p>
             <w:r>
-              <w:t>Bấm "+ Thêm người duyệt cố định" → gõ @ chọn 1 người.</w:t>
+              <w:t>Xem thẻ "Người duyệt" lúc mới vào (chưa bấm gì).</w:t>
             </w:r>
           </w:p>
         </w:tc>
@@ -202,7 +210,7 @@
           </w:tcPr>
           <w:p>
             <w:r>
-              <w:t>Thêm được 1 bước kiểu "Cố định", chọn được nhiều người trong cùng 1 bước.</w:t>
+              <w:t>Hiện danh sách bước dạng THẺ ĐỌC (avatar tròn + tên + mã), không phải form nhập liệu.</w:t>
             </w:r>
           </w:p>
         </w:tc>
@@ -232,7 +240,47 @@
           </w:tcPr>
           <w:p>
             <w:r>
-              <w:t>Bấm "+ Thêm quản lý trực tiếp".</w:t>
+              <w:t>Bấm nút "+ Thêm", chọn "Thêm người duyệt cố định" → gõ @ chọn 1 người, bấm "Lưu thay đổi".</w:t>
+            </w:r>
+          </w:p>
+        </w:tc>
+        <w:tc>
+          <w:tcPr>
+            <w:tcW w:type="dxa" w:w="4195"/>
+          </w:tcPr>
+          <w:p>
+            <w:r>
+              <w:t>Thẻ chuyển sang chế độ sửa (hiện đúng form quen thuộc), thêm được 1 bước "Cố định", chọn được nhiều người trong cùng 1 bước, lưu xong thẻ trở lại dạng đọc.</w:t>
+            </w:r>
+          </w:p>
+        </w:tc>
+        <w:tc>
+          <w:tcPr>
+            <w:tcW w:type="dxa" w:w="1417"/>
+          </w:tcPr>
+          <w:p>
+            <w:r/>
+          </w:p>
+        </w:tc>
+      </w:tr>
+      <w:tr>
+        <w:tc>
+          <w:tcPr>
+            <w:tcW w:type="dxa" w:w="510"/>
+          </w:tcPr>
+          <w:p>
+            <w:r>
+              <w:t>3</w:t>
+            </w:r>
+          </w:p>
+        </w:tc>
+        <w:tc>
+          <w:tcPr>
+            <w:tcW w:type="dxa" w:w="4082"/>
+          </w:tcPr>
+          <w:p>
+            <w:r>
+              <w:t>Bấm "+ Thêm" → "Thêm quản lý trực tiếp".</w:t>
             </w:r>
           </w:p>
         </w:tc>
@@ -262,6 +310,301 @@
           </w:tcPr>
           <w:p>
             <w:r>
+              <w:t>4</w:t>
+            </w:r>
+          </w:p>
+        </w:tc>
+        <w:tc>
+          <w:tcPr>
+            <w:tcW w:type="dxa" w:w="4082"/>
+          </w:tcPr>
+          <w:p>
+            <w:r>
+              <w:t>Bấm "+ Thêm" → "Thêm người duyệt linh động" — KHÔNG chọn người nào, bấm Lưu.</w:t>
+            </w:r>
+          </w:p>
+        </w:tc>
+        <w:tc>
+          <w:tcPr>
+            <w:tcW w:type="dxa" w:w="4195"/>
+          </w:tcPr>
+          <w:p>
+            <w:r>
+              <w:t>Bị chặn lưu nếu chưa đặt tên bước (báo đỏ) — đặt tên xong lưu được, thẻ đọc hiện badge "LINH ĐỘNG" + chữ "Chưa cài đặt danh sách duyệt".</w:t>
+            </w:r>
+          </w:p>
+        </w:tc>
+        <w:tc>
+          <w:tcPr>
+            <w:tcW w:type="dxa" w:w="1417"/>
+          </w:tcPr>
+          <w:p>
+            <w:r/>
+          </w:p>
+        </w:tc>
+      </w:tr>
+      <w:tr>
+        <w:tc>
+          <w:tcPr>
+            <w:tcW w:type="dxa" w:w="510"/>
+          </w:tcPr>
+          <w:p>
+            <w:r>
+              <w:t>5</w:t>
+            </w:r>
+          </w:p>
+        </w:tc>
+        <w:tc>
+          <w:tcPr>
+            <w:tcW w:type="dxa" w:w="4082"/>
+          </w:tcPr>
+          <w:p>
+            <w:r>
+              <w:t>Bấm vào 1 bước bất kỳ trong thẻ đọc.</w:t>
+            </w:r>
+          </w:p>
+        </w:tc>
+        <w:tc>
+          <w:tcPr>
+            <w:tcW w:type="dxa" w:w="4195"/>
+          </w:tcPr>
+          <w:p>
+            <w:r>
+              <w:t>Mở lại đúng form sửa đầy đủ (không mất bước khác), sửa tên/hạn xử lý riêng/xoá bước như cũ.</w:t>
+            </w:r>
+          </w:p>
+        </w:tc>
+        <w:tc>
+          <w:tcPr>
+            <w:tcW w:type="dxa" w:w="1417"/>
+          </w:tcPr>
+          <w:p>
+            <w:r/>
+          </w:p>
+        </w:tc>
+      </w:tr>
+      <w:tr>
+        <w:tc>
+          <w:tcPr>
+            <w:tcW w:type="dxa" w:w="510"/>
+          </w:tcPr>
+          <w:p>
+            <w:r>
+              <w:t>6</w:t>
+            </w:r>
+          </w:p>
+        </w:tc>
+        <w:tc>
+          <w:tcPr>
+            <w:tcW w:type="dxa" w:w="4082"/>
+          </w:tcPr>
+          <w:p>
+            <w:r>
+              <w:t>Nhập số vào ô "Hạn xử lý" (giờ) cho 1 bước cụ thể, lưu lại.</w:t>
+            </w:r>
+          </w:p>
+        </w:tc>
+        <w:tc>
+          <w:tcPr>
+            <w:tcW w:type="dxa" w:w="4195"/>
+          </w:tcPr>
+          <w:p>
+            <w:r>
+              <w:t>Lưu được số giờ riêng cho đúng bước đó — thẻ đọc hiện lại đúng số giờ này ở góc phải bước đó (CHỈ hiện khi mục 2 dưới đây đã bật "Kích hoạt").</w:t>
+            </w:r>
+          </w:p>
+        </w:tc>
+        <w:tc>
+          <w:tcPr>
+            <w:tcW w:type="dxa" w:w="1417"/>
+          </w:tcPr>
+          <w:p>
+            <w:r/>
+          </w:p>
+        </w:tc>
+      </w:tr>
+    </w:tbl>
+    <w:p/>
+    <w:p>
+      <w:pPr>
+        <w:pStyle w:val="Heading1"/>
+      </w:pPr>
+      <w:r>
+        <w:t>2. Luồng phê duyệt — hạn xử lý riêng bước + TÍNH LẠI khi qua bước kế tiếp (đã làm)</w:t>
+      </w:r>
+    </w:p>
+    <w:p>
+      <w:r>
+        <w:rPr>
+          <w:i/>
+          <w:color w:val="5B6472"/>
+          <w:sz w:val="20"/>
+        </w:rPr>
+        <w:t>Vào tab "Thiết lập chung" → thẻ "Luồng phê duyệt" → bấm "Chỉnh sửa".</w:t>
+      </w:r>
+    </w:p>
+    <w:tbl>
+      <w:tblPr>
+        <w:tblStyle w:val="TableGrid"/>
+        <w:tblW w:type="auto" w:w="0"/>
+        <w:jc w:val="center"/>
+        <w:tblLook w:firstColumn="1" w:firstRow="1" w:lastColumn="0" w:lastRow="0" w:noHBand="0" w:noVBand="1" w:val="04A0"/>
+      </w:tblPr>
+      <w:tblGrid>
+        <w:gridCol w:w="2160"/>
+        <w:gridCol w:w="2160"/>
+        <w:gridCol w:w="2160"/>
+        <w:gridCol w:w="2160"/>
+      </w:tblGrid>
+      <w:tr>
+        <w:tc>
+          <w:tcPr>
+            <w:tcW w:type="dxa" w:w="510"/>
+            <w:shd w:val="clear" w:color="auto" w:fill="096AA7"/>
+          </w:tcPr>
+          <w:p>
+            <w:r>
+              <w:rPr>
+                <w:b/>
+                <w:color w:val="FFFFFF"/>
+              </w:rPr>
+              <w:t>#</w:t>
+            </w:r>
+          </w:p>
+        </w:tc>
+        <w:tc>
+          <w:tcPr>
+            <w:tcW w:type="dxa" w:w="4082"/>
+            <w:shd w:val="clear" w:color="auto" w:fill="096AA7"/>
+          </w:tcPr>
+          <w:p>
+            <w:r>
+              <w:rPr>
+                <w:b/>
+                <w:color w:val="FFFFFF"/>
+              </w:rPr>
+              <w:t>Thao tác kiểm tra</w:t>
+            </w:r>
+          </w:p>
+        </w:tc>
+        <w:tc>
+          <w:tcPr>
+            <w:tcW w:type="dxa" w:w="4195"/>
+            <w:shd w:val="clear" w:color="auto" w:fill="096AA7"/>
+          </w:tcPr>
+          <w:p>
+            <w:r>
+              <w:rPr>
+                <w:b/>
+                <w:color w:val="FFFFFF"/>
+              </w:rPr>
+              <w:t>Kết quả mong đợi</w:t>
+            </w:r>
+          </w:p>
+        </w:tc>
+        <w:tc>
+          <w:tcPr>
+            <w:tcW w:type="dxa" w:w="1417"/>
+            <w:shd w:val="clear" w:color="auto" w:fill="096AA7"/>
+          </w:tcPr>
+          <w:p>
+            <w:r>
+              <w:rPr>
+                <w:b/>
+                <w:color w:val="FFFFFF"/>
+              </w:rPr>
+              <w:t>Đạt / Không đạt</w:t>
+            </w:r>
+          </w:p>
+        </w:tc>
+      </w:tr>
+      <w:tr>
+        <w:tc>
+          <w:tcPr>
+            <w:tcW w:type="dxa" w:w="510"/>
+          </w:tcPr>
+          <w:p>
+            <w:r>
+              <w:t>1</w:t>
+            </w:r>
+          </w:p>
+        </w:tc>
+        <w:tc>
+          <w:tcPr>
+            <w:tcW w:type="dxa" w:w="4082"/>
+          </w:tcPr>
+          <w:p>
+            <w:r>
+              <w:t>Đặt "Quy trình xử lý" = "Duyệt lần lượt", bật "Thời hạn xử lý riêng từng bước duyệt" = "Kích hoạt". Lưu.</w:t>
+            </w:r>
+          </w:p>
+        </w:tc>
+        <w:tc>
+          <w:tcPr>
+            <w:tcW w:type="dxa" w:w="4195"/>
+          </w:tcPr>
+          <w:p>
+            <w:r>
+              <w:t>Lưu thành công.</w:t>
+            </w:r>
+          </w:p>
+        </w:tc>
+        <w:tc>
+          <w:tcPr>
+            <w:tcW w:type="dxa" w:w="1417"/>
+          </w:tcPr>
+          <w:p>
+            <w:r/>
+          </w:p>
+        </w:tc>
+      </w:tr>
+      <w:tr>
+        <w:tc>
+          <w:tcPr>
+            <w:tcW w:type="dxa" w:w="510"/>
+          </w:tcPr>
+          <w:p>
+            <w:r>
+              <w:t>2</w:t>
+            </w:r>
+          </w:p>
+        </w:tc>
+        <w:tc>
+          <w:tcPr>
+            <w:tcW w:type="dxa" w:w="4082"/>
+          </w:tcPr>
+          <w:p>
+            <w:r>
+              <w:t>Quay lại thẻ "Người duyệt", đặt Bước 1 = Hạn xử lý 4 giờ, Bước 2 = Hạn xử lý 8 giờ (2 người khác nhau).</w:t>
+            </w:r>
+          </w:p>
+        </w:tc>
+        <w:tc>
+          <w:tcPr>
+            <w:tcW w:type="dxa" w:w="4195"/>
+          </w:tcPr>
+          <w:p>
+            <w:r>
+              <w:t>Lưu được đúng như đã nhập.</w:t>
+            </w:r>
+          </w:p>
+        </w:tc>
+        <w:tc>
+          <w:tcPr>
+            <w:tcW w:type="dxa" w:w="1417"/>
+          </w:tcPr>
+          <w:p>
+            <w:r/>
+          </w:p>
+        </w:tc>
+      </w:tr>
+      <w:tr>
+        <w:tc>
+          <w:tcPr>
+            <w:tcW w:type="dxa" w:w="510"/>
+          </w:tcPr>
+          <w:p>
+            <w:r>
               <w:t>3</w:t>
             </w:r>
           </w:p>
@@ -272,7 +615,7 @@
           </w:tcPr>
           <w:p>
             <w:r>
-              <w:t>Bấm "+ Thêm người duyệt linh động" — KHÔNG chọn người nào.</w:t>
+              <w:t>Gửi 1 đề xuất thuộc nhóm này. Mở trang chi tiết, xem "Thời gian còn lại".</w:t>
             </w:r>
           </w:p>
         </w:tc>
@@ -282,7 +625,7 @@
           </w:tcPr>
           <w:p>
             <w:r>
-              <w:t>Thêm được bước "Linh động", ô tên bước bắt buộc phải điền (báo đỏ nếu bỏ trống), hiện chữ "Chưa cài đặt danh sách duyệt" màu cam vì chưa gán ai.</w:t>
+              <w:t>Đúng bằng thời điểm gửi + 4 giờ (hạn của Bước 1).</w:t>
             </w:r>
           </w:p>
         </w:tc>
@@ -312,7 +655,7 @@
           </w:tcPr>
           <w:p>
             <w:r>
-              <w:t>Gõ tên riêng cho 1 bước (ví dụ "QL BP") ở ô cạnh dropdown chọn kiểu bước.</w:t>
+              <w:t>Đăng nhập bằng người duyệt Bước 1, bấm "Chấp thuận". Quay lại xem "Thời gian còn lại".</w:t>
             </w:r>
           </w:p>
         </w:tc>
@@ -322,7 +665,7 @@
           </w:tcPr>
           <w:p>
             <w:r>
-              <w:t>Tên bước lưu lại, không ảnh hưởng đến mã bước (code) bên trong.</w:t>
+              <w:t>ĐỔI NGAY sang thời điểm VỪA DUYỆT + 8 giờ (hạn riêng của Bước 2) — KHÔNG cộng dồn từ lúc gửi ban đầu. Đây là tính năng MỚI vừa hoàn thành 23/08/2026 (trước đó chỉ tính 1 lần lúc gửi theo hạn Bước 1).</w:t>
             </w:r>
           </w:p>
         </w:tc>
@@ -352,7 +695,7 @@
           </w:tcPr>
           <w:p>
             <w:r>
-              <w:t>Nhập số vào ô "Hạn xử lý" (giờ) cho 1 bước cụ thể.</w:t>
+              <w:t>Thử tương tự với "Chấp thuận và chuyển tiếp"/"Chuyển tiếp cho duyệt trước" sang 1 người khác.</w:t>
             </w:r>
           </w:p>
         </w:tc>
@@ -362,7 +705,7 @@
           </w:tcPr>
           <w:p>
             <w:r>
-              <w:t>Lưu được số giờ riêng cho đúng bước đó.</w:t>
+              <w:t>"Thời gian còn lại" cũng tính lại đúng theo hạn của bước người vừa được chuyển tới.</w:t>
             </w:r>
           </w:p>
         </w:tc>
@@ -392,7 +735,7 @@
           </w:tcPr>
           <w:p>
             <w:r>
-              <w:t>Kéo xuống mục "Thời hạn xử lý riêng từng bước duyệt" (gần cuối tab Thiết lập chung), chọn "Kích hoạt".</w:t>
+              <w:t>Thử với nhóm dùng "Duyệt đồng thời" hoặc "Chỉ cần 1 người".</w:t>
             </w:r>
           </w:p>
         </w:tc>
@@ -402,47 +745,7 @@
           </w:tcPr>
           <w:p>
             <w:r>
-              <w:t>Bật cờ áp dụng hạn xử lý riêng bước — LƯU Ý: chỉ bước ĐẦU TIÊN trong danh sách có hạn riêng mới được dùng để tính hạn xử lý lúc GỬI đề xuất (xem lưu ý bên dưới).</w:t>
-            </w:r>
-          </w:p>
-        </w:tc>
-        <w:tc>
-          <w:tcPr>
-            <w:tcW w:type="dxa" w:w="1417"/>
-          </w:tcPr>
-          <w:p>
-            <w:r/>
-          </w:p>
-        </w:tc>
-      </w:tr>
-      <w:tr>
-        <w:tc>
-          <w:tcPr>
-            <w:tcW w:type="dxa" w:w="510"/>
-          </w:tcPr>
-          <w:p>
-            <w:r>
-              <w:t>7</w:t>
-            </w:r>
-          </w:p>
-        </w:tc>
-        <w:tc>
-          <w:tcPr>
-            <w:tcW w:type="dxa" w:w="4082"/>
-          </w:tcPr>
-          <w:p>
-            <w:r>
-              <w:t>Xoá 1 bước duyệt linh động rỗng, lưu lại nhóm.</w:t>
-            </w:r>
-          </w:p>
-        </w:tc>
-        <w:tc>
-          <w:tcPr>
-            <w:tcW w:type="dxa" w:w="4195"/>
-          </w:tcPr>
-          <w:p>
-            <w:r>
-              <w:t>Xoá được bình thường, không lỗi.</w:t>
+              <w:t>"Thời gian còn lại" KHÔNG đổi khi có người duyệt — giữ nguyên hạn tính lúc gửi (đúng thiết kế: 2 luồng này không có khái niệm "lượt kế tiếp").</w:t>
             </w:r>
           </w:p>
         </w:tc>
@@ -458,27 +761,11 @@
     </w:tbl>
     <w:p/>
     <w:p>
-      <w:r>
-        <w:rPr>
-          <w:b/>
-          <w:color w:val="B45F09"/>
-        </w:rPr>
-        <w:t xml:space="preserve">⚠ Lưu ý quan trọng: </w:t>
-      </w:r>
-      <w:r>
-        <w:rPr>
-          <w:color w:val="5B6472"/>
-        </w:rPr>
-        <w:t>Hạn xử lý riêng bước hiện CHỈ tính 1 lần lúc gửi đề xuất (dùng hạn của bước đầu tiên). Chưa làm phần "đổi hạn mỗi khi đề xuất sang bước duyệt tiếp theo" — vì đụng tới cơ chế tính "Quá hạn" đang chạy thật, cần Sếp xác nhận thêm trước khi làm tiếp phần này.</w:t>
-      </w:r>
-    </w:p>
-    <w:p/>
-    <w:p>
       <w:pPr>
         <w:pStyle w:val="Heading1"/>
       </w:pPr>
       <w:r>
-        <w:t>2. Tạo bởi</w:t>
+        <w:t>3. Tạo bởi</w:t>
       </w:r>
     </w:p>
     <w:tbl>
@@ -643,7 +930,7 @@
         <w:pStyle w:val="Heading1"/>
       </w:pPr>
       <w:r>
-        <w:t>3. Mẫu form phê duyệt (tính năng mới)</w:t>
+        <w:t>4. Mẫu form phê duyệt (tính năng mới)</w:t>
       </w:r>
     </w:p>
     <w:p>
@@ -978,7 +1265,7 @@
         <w:pStyle w:val="Heading1"/>
       </w:pPr>
       <w:r>
-        <w:t>4. Giải thích trường dữ liệu (helpText)</w:t>
+        <w:t>5. Giải thích trường dữ liệu (helpText)</w:t>
       </w:r>
     </w:p>
     <w:p>
@@ -1193,7 +1480,7 @@
         <w:pStyle w:val="Heading1"/>
       </w:pPr>
       <w:r>
-        <w:t>5. Tùy chỉnh về phân quyền (7 cờ thật — thay hẳn nội dung tĩnh cũ)</w:t>
+        <w:t>6. Tùy chỉnh về phân quyền (7 cờ thật — thay hẳn nội dung tĩnh cũ)</w:t>
       </w:r>
     </w:p>
     <w:p>
@@ -1584,7 +1871,7 @@
         <w:pStyle w:val="Heading1"/>
       </w:pPr>
       <w:r>
-        <w:t>6. Thông báo (mới — tab riêng)</w:t>
+        <w:t>7. Thông báo (mới — tab riêng)</w:t>
       </w:r>
     </w:p>
     <w:p>
@@ -1759,7 +2046,7 @@
         <w:pStyle w:val="Heading1"/>
       </w:pPr>
       <w:r>
-        <w:t>7. Tuỳ chỉnh in đề xuất (7 cờ + vị trí QR)</w:t>
+        <w:t>8. Tuỳ chỉnh in đề xuất (7 cờ + vị trí QR)</w:t>
       </w:r>
     </w:p>
     <w:p>
@@ -1982,6 +2269,572 @@
           <w:color w:val="5B6472"/>
         </w:rPr>
         <w:t>6/7 cờ còn lại (In đề xuất/In kèm thảo luận/QR...) CHƯA có nút tương ứng trên trang chi tiết đề xuất — các nút đó đã có trong menu "⋯ Thêm" (xem file hướng dẫn Người dùng, mục 2) nhưng phần ẨN/HIỆN theo đúng các cờ này ở đó CHƯA được nối — chỉ mới nối được đúng 1 cờ (In theo mẫu Word) vì đó là nút DUY NHẤT đã có sẵn trong code từ trước khi làm đợt này. Cần làm thêm 1 bước nối các cờ còn lại vào đúng các nút mới trong menu "Thêm".</w:t>
+      </w:r>
+    </w:p>
+    <w:p/>
+    <w:p>
+      <w:pPr>
+        <w:pStyle w:val="Heading1"/>
+      </w:pPr>
+      <w:r>
+        <w:t>9. Thẻ "Thông tin chung" và "Người theo dõi" (giao diện mới)</w:t>
+      </w:r>
+    </w:p>
+    <w:p>
+      <w:r>
+        <w:rPr>
+          <w:i/>
+          <w:color w:val="5B6472"/>
+          <w:sz w:val="20"/>
+        </w:rPr>
+        <w:t>Vào tab "Thiết lập chung" — 2 thẻ còn lại của giao diện mới.</w:t>
+      </w:r>
+    </w:p>
+    <w:tbl>
+      <w:tblPr>
+        <w:tblStyle w:val="TableGrid"/>
+        <w:tblW w:type="auto" w:w="0"/>
+        <w:jc w:val="center"/>
+        <w:tblLook w:firstColumn="1" w:firstRow="1" w:lastColumn="0" w:lastRow="0" w:noHBand="0" w:noVBand="1" w:val="04A0"/>
+      </w:tblPr>
+      <w:tblGrid>
+        <w:gridCol w:w="2160"/>
+        <w:gridCol w:w="2160"/>
+        <w:gridCol w:w="2160"/>
+        <w:gridCol w:w="2160"/>
+      </w:tblGrid>
+      <w:tr>
+        <w:tc>
+          <w:tcPr>
+            <w:tcW w:type="dxa" w:w="510"/>
+            <w:shd w:val="clear" w:color="auto" w:fill="096AA7"/>
+          </w:tcPr>
+          <w:p>
+            <w:r>
+              <w:rPr>
+                <w:b/>
+                <w:color w:val="FFFFFF"/>
+              </w:rPr>
+              <w:t>#</w:t>
+            </w:r>
+          </w:p>
+        </w:tc>
+        <w:tc>
+          <w:tcPr>
+            <w:tcW w:type="dxa" w:w="4082"/>
+            <w:shd w:val="clear" w:color="auto" w:fill="096AA7"/>
+          </w:tcPr>
+          <w:p>
+            <w:r>
+              <w:rPr>
+                <w:b/>
+                <w:color w:val="FFFFFF"/>
+              </w:rPr>
+              <w:t>Thao tác kiểm tra</w:t>
+            </w:r>
+          </w:p>
+        </w:tc>
+        <w:tc>
+          <w:tcPr>
+            <w:tcW w:type="dxa" w:w="4195"/>
+            <w:shd w:val="clear" w:color="auto" w:fill="096AA7"/>
+          </w:tcPr>
+          <w:p>
+            <w:r>
+              <w:rPr>
+                <w:b/>
+                <w:color w:val="FFFFFF"/>
+              </w:rPr>
+              <w:t>Kết quả mong đợi</w:t>
+            </w:r>
+          </w:p>
+        </w:tc>
+        <w:tc>
+          <w:tcPr>
+            <w:tcW w:type="dxa" w:w="1417"/>
+            <w:shd w:val="clear" w:color="auto" w:fill="096AA7"/>
+          </w:tcPr>
+          <w:p>
+            <w:r>
+              <w:rPr>
+                <w:b/>
+                <w:color w:val="FFFFFF"/>
+              </w:rPr>
+              <w:t>Đạt / Không đạt</w:t>
+            </w:r>
+          </w:p>
+        </w:tc>
+      </w:tr>
+      <w:tr>
+        <w:tc>
+          <w:tcPr>
+            <w:tcW w:type="dxa" w:w="510"/>
+          </w:tcPr>
+          <w:p>
+            <w:r>
+              <w:t>1</w:t>
+            </w:r>
+          </w:p>
+        </w:tc>
+        <w:tc>
+          <w:tcPr>
+            <w:tcW w:type="dxa" w:w="4082"/>
+          </w:tcPr>
+          <w:p>
+            <w:r>
+              <w:t>Xem thẻ "Thông tin chung" lúc mới vào.</w:t>
+            </w:r>
+          </w:p>
+        </w:tc>
+        <w:tc>
+          <w:tcPr>
+            <w:tcW w:type="dxa" w:w="4195"/>
+          </w:tcPr>
+          <w:p>
+            <w:r>
+              <w:t>Hiện đủ dạng đọc: Tên nhóm đề xuất, Tạo bởi, Phân loại, Thời hạn xử lý, Sử dụng cho, Trạng thái.</w:t>
+            </w:r>
+          </w:p>
+        </w:tc>
+        <w:tc>
+          <w:tcPr>
+            <w:tcW w:type="dxa" w:w="1417"/>
+          </w:tcPr>
+          <w:p>
+            <w:r/>
+          </w:p>
+        </w:tc>
+      </w:tr>
+      <w:tr>
+        <w:tc>
+          <w:tcPr>
+            <w:tcW w:type="dxa" w:w="510"/>
+          </w:tcPr>
+          <w:p>
+            <w:r>
+              <w:t>2</w:t>
+            </w:r>
+          </w:p>
+        </w:tc>
+        <w:tc>
+          <w:tcPr>
+            <w:tcW w:type="dxa" w:w="4082"/>
+          </w:tcPr>
+          <w:p>
+            <w:r>
+              <w:t>Bấm "Chỉnh sửa" trên thẻ "Thông tin chung".</w:t>
+            </w:r>
+          </w:p>
+        </w:tc>
+        <w:tc>
+          <w:tcPr>
+            <w:tcW w:type="dxa" w:w="4195"/>
+          </w:tcPr>
+          <w:p>
+            <w:r>
+              <w:t>Mở modal đè lên trang (KHÔNG chuyển trang), có đủ: Tên nhóm đề xuất, Mô tả, Phân loại, Thời hạn xử lý, Sử dụng cho, "Mẫu form đề xuất?", Mô tả nhóm đề xuất (có định dạng chữ), Trạng thái.</w:t>
+            </w:r>
+          </w:p>
+        </w:tc>
+        <w:tc>
+          <w:tcPr>
+            <w:tcW w:type="dxa" w:w="1417"/>
+          </w:tcPr>
+          <w:p>
+            <w:r/>
+          </w:p>
+        </w:tc>
+      </w:tr>
+      <w:tr>
+        <w:tc>
+          <w:tcPr>
+            <w:tcW w:type="dxa" w:w="510"/>
+          </w:tcPr>
+          <w:p>
+            <w:r>
+              <w:t>3</w:t>
+            </w:r>
+          </w:p>
+        </w:tc>
+        <w:tc>
+          <w:tcPr>
+            <w:tcW w:type="dxa" w:w="4082"/>
+          </w:tcPr>
+          <w:p>
+            <w:r>
+              <w:t>Đổi Trạng thái sang "🔴 Đang tạm đóng", lưu. Vào trang Danh sách nhóm đề xuất kiểm tra lại.</w:t>
+            </w:r>
+          </w:p>
+        </w:tc>
+        <w:tc>
+          <w:tcPr>
+            <w:tcW w:type="dxa" w:w="4195"/>
+          </w:tcPr>
+          <w:p>
+            <w:r>
+              <w:t>Đồng bộ đúng với công tắc Trạng thái đã có sẵn ở trang danh sách nhóm (2 nơi cùng đọc/ghi 1 dữ liệu).</w:t>
+            </w:r>
+          </w:p>
+        </w:tc>
+        <w:tc>
+          <w:tcPr>
+            <w:tcW w:type="dxa" w:w="1417"/>
+          </w:tcPr>
+          <w:p>
+            <w:r/>
+          </w:p>
+        </w:tc>
+      </w:tr>
+      <w:tr>
+        <w:tc>
+          <w:tcPr>
+            <w:tcW w:type="dxa" w:w="510"/>
+          </w:tcPr>
+          <w:p>
+            <w:r>
+              <w:t>4</w:t>
+            </w:r>
+          </w:p>
+        </w:tc>
+        <w:tc>
+          <w:tcPr>
+            <w:tcW w:type="dxa" w:w="4082"/>
+          </w:tcPr>
+          <w:p>
+            <w:r>
+              <w:t>Bấm "Huỷ bỏ" giữa chừng khi đang sửa (không lưu).</w:t>
+            </w:r>
+          </w:p>
+        </w:tc>
+        <w:tc>
+          <w:tcPr>
+            <w:tcW w:type="dxa" w:w="4195"/>
+          </w:tcPr>
+          <w:p>
+            <w:r>
+              <w:t>Đóng modal, dữ liệu KHÔNG đổi, thẻ đọc vẫn hiện giá trị cũ.</w:t>
+            </w:r>
+          </w:p>
+        </w:tc>
+        <w:tc>
+          <w:tcPr>
+            <w:tcW w:type="dxa" w:w="1417"/>
+          </w:tcPr>
+          <w:p>
+            <w:r/>
+          </w:p>
+        </w:tc>
+      </w:tr>
+      <w:tr>
+        <w:tc>
+          <w:tcPr>
+            <w:tcW w:type="dxa" w:w="510"/>
+          </w:tcPr>
+          <w:p>
+            <w:r>
+              <w:t>5</w:t>
+            </w:r>
+          </w:p>
+        </w:tc>
+        <w:tc>
+          <w:tcPr>
+            <w:tcW w:type="dxa" w:w="4082"/>
+          </w:tcPr>
+          <w:p>
+            <w:r>
+              <w:t>Xem thẻ "Người theo dõi" (thẻ cuối cùng, KHÔNG có trong bản demo gốc — Sếp lưu ý xem thử bố cục này có ổn không, xem design.md của change restyle-group-general-settings-view-mode).</w:t>
+            </w:r>
+          </w:p>
+        </w:tc>
+        <w:tc>
+          <w:tcPr>
+            <w:tcW w:type="dxa" w:w="4195"/>
+          </w:tcPr>
+          <w:p>
+            <w:r>
+              <w:t>Hiện gọn 2 dòng: "Mặc định" (tên người) và "Theo điều kiện" (số điều kiện đang cấu hình) + nút "Chỉnh sửa" mở modal sửa cả 2 phần.</w:t>
+            </w:r>
+          </w:p>
+        </w:tc>
+        <w:tc>
+          <w:tcPr>
+            <w:tcW w:type="dxa" w:w="1417"/>
+          </w:tcPr>
+          <w:p>
+            <w:r/>
+          </w:p>
+        </w:tc>
+      </w:tr>
+    </w:tbl>
+    <w:p/>
+    <w:p>
+      <w:pPr>
+        <w:pStyle w:val="Heading1"/>
+      </w:pPr>
+      <w:r>
+        <w:t>10. Chuông thông báo — 3 lỗ hổng đã vá</w:t>
+      </w:r>
+    </w:p>
+    <w:p>
+      <w:r>
+        <w:rPr>
+          <w:i/>
+          <w:color w:val="5B6472"/>
+          <w:sz w:val="20"/>
+        </w:rPr>
+        <w:t>Cần 2 tài khoản: A (người duyệt/theo dõi) và B (người thao tác gây ra biến động).</w:t>
+      </w:r>
+    </w:p>
+    <w:tbl>
+      <w:tblPr>
+        <w:tblStyle w:val="TableGrid"/>
+        <w:tblW w:type="auto" w:w="0"/>
+        <w:jc w:val="center"/>
+        <w:tblLook w:firstColumn="1" w:firstRow="1" w:lastColumn="0" w:lastRow="0" w:noHBand="0" w:noVBand="1" w:val="04A0"/>
+      </w:tblPr>
+      <w:tblGrid>
+        <w:gridCol w:w="2160"/>
+        <w:gridCol w:w="2160"/>
+        <w:gridCol w:w="2160"/>
+        <w:gridCol w:w="2160"/>
+      </w:tblGrid>
+      <w:tr>
+        <w:tc>
+          <w:tcPr>
+            <w:tcW w:type="dxa" w:w="510"/>
+            <w:shd w:val="clear" w:color="auto" w:fill="096AA7"/>
+          </w:tcPr>
+          <w:p>
+            <w:r>
+              <w:rPr>
+                <w:b/>
+                <w:color w:val="FFFFFF"/>
+              </w:rPr>
+              <w:t>#</w:t>
+            </w:r>
+          </w:p>
+        </w:tc>
+        <w:tc>
+          <w:tcPr>
+            <w:tcW w:type="dxa" w:w="4082"/>
+            <w:shd w:val="clear" w:color="auto" w:fill="096AA7"/>
+          </w:tcPr>
+          <w:p>
+            <w:r>
+              <w:rPr>
+                <w:b/>
+                <w:color w:val="FFFFFF"/>
+              </w:rPr>
+              <w:t>Thao tác kiểm tra</w:t>
+            </w:r>
+          </w:p>
+        </w:tc>
+        <w:tc>
+          <w:tcPr>
+            <w:tcW w:type="dxa" w:w="4195"/>
+            <w:shd w:val="clear" w:color="auto" w:fill="096AA7"/>
+          </w:tcPr>
+          <w:p>
+            <w:r>
+              <w:rPr>
+                <w:b/>
+                <w:color w:val="FFFFFF"/>
+              </w:rPr>
+              <w:t>Kết quả mong đợi</w:t>
+            </w:r>
+          </w:p>
+        </w:tc>
+        <w:tc>
+          <w:tcPr>
+            <w:tcW w:type="dxa" w:w="1417"/>
+            <w:shd w:val="clear" w:color="auto" w:fill="096AA7"/>
+          </w:tcPr>
+          <w:p>
+            <w:r>
+              <w:rPr>
+                <w:b/>
+                <w:color w:val="FFFFFF"/>
+              </w:rPr>
+              <w:t>Đạt / Không đạt</w:t>
+            </w:r>
+          </w:p>
+        </w:tc>
+      </w:tr>
+      <w:tr>
+        <w:tc>
+          <w:tcPr>
+            <w:tcW w:type="dxa" w:w="510"/>
+          </w:tcPr>
+          <w:p>
+            <w:r>
+              <w:t>1</w:t>
+            </w:r>
+          </w:p>
+        </w:tc>
+        <w:tc>
+          <w:tcPr>
+            <w:tcW w:type="dxa" w:w="4082"/>
+          </w:tcPr>
+          <w:p>
+            <w:r>
+              <w:t>A duyệt xong phần mình trên 1 đề xuất (luồng Lần lượt còn bước sau). B (người khác) vào đề xuất đó bình luận thêm.</w:t>
+            </w:r>
+          </w:p>
+        </w:tc>
+        <w:tc>
+          <w:tcPr>
+            <w:tcW w:type="dxa" w:w="4195"/>
+          </w:tcPr>
+          <w:p>
+            <w:r>
+              <w:t>A mở chuông (🔔) → thấy thông báo mới "Đề xuất ... bạn đã xử lý có cập nhật mới" — TRƯỚC ĐÂY A sẽ im lặng hoàn toàn không thấy gì.</w:t>
+            </w:r>
+          </w:p>
+        </w:tc>
+        <w:tc>
+          <w:tcPr>
+            <w:tcW w:type="dxa" w:w="1417"/>
+          </w:tcPr>
+          <w:p>
+            <w:r/>
+          </w:p>
+        </w:tc>
+      </w:tr>
+      <w:tr>
+        <w:tc>
+          <w:tcPr>
+            <w:tcW w:type="dxa" w:w="510"/>
+          </w:tcPr>
+          <w:p>
+            <w:r>
+              <w:t>2</w:t>
+            </w:r>
+          </w:p>
+        </w:tc>
+        <w:tc>
+          <w:tcPr>
+            <w:tcW w:type="dxa" w:w="4082"/>
+          </w:tcPr>
+          <w:p>
+            <w:r>
+              <w:t>A đang theo dõi 1 đề xuất, đã từng mở xem qua 1 lần. B bình luận/duyệt thêm vào đề xuất đó.</w:t>
+            </w:r>
+          </w:p>
+        </w:tc>
+        <w:tc>
+          <w:tcPr>
+            <w:tcW w:type="dxa" w:w="4195"/>
+          </w:tcPr>
+          <w:p>
+            <w:r>
+              <w:t>A mở chuông → thấy lại thông báo "Đề xuất bạn đang theo dõi ... có cập nhật mới" — TRƯỚC ĐÂY chỉ báo đúng 1 lần lúc đề xuất mới gửi, sau đó im lặng mãi dù có biến động.</w:t>
+            </w:r>
+          </w:p>
+        </w:tc>
+        <w:tc>
+          <w:tcPr>
+            <w:tcW w:type="dxa" w:w="1417"/>
+          </w:tcPr>
+          <w:p>
+            <w:r/>
+          </w:p>
+        </w:tc>
+      </w:tr>
+      <w:tr>
+        <w:tc>
+          <w:tcPr>
+            <w:tcW w:type="dxa" w:w="510"/>
+          </w:tcPr>
+          <w:p>
+            <w:r>
+              <w:t>3</w:t>
+            </w:r>
+          </w:p>
+        </w:tc>
+        <w:tc>
+          <w:tcPr>
+            <w:tcW w:type="dxa" w:w="4082"/>
+          </w:tcPr>
+          <w:p>
+            <w:r>
+              <w:t>B @tag tên A trong 1 bình luận. A mở chuông thấy thông báo "được nhắc tới", bấm vào mở đúng đề xuất đó.</w:t>
+            </w:r>
+          </w:p>
+        </w:tc>
+        <w:tc>
+          <w:tcPr>
+            <w:tcW w:type="dxa" w:w="4195"/>
+          </w:tcPr>
+          <w:p>
+            <w:r>
+              <w:t>Sau khi A đã mở đề xuất, A mở lại chuông lần nữa (không cần B làm gì thêm) — thông báo "được nhắc tới" đó ĐÃ TỰ MẤT (trước đây không có khái niệm "đã đọc", thông báo cứ nằm mãi).</w:t>
+            </w:r>
+          </w:p>
+        </w:tc>
+        <w:tc>
+          <w:tcPr>
+            <w:tcW w:type="dxa" w:w="1417"/>
+          </w:tcPr>
+          <w:p>
+            <w:r/>
+          </w:p>
+        </w:tc>
+      </w:tr>
+      <w:tr>
+        <w:tc>
+          <w:tcPr>
+            <w:tcW w:type="dxa" w:w="510"/>
+          </w:tcPr>
+          <w:p>
+            <w:r>
+              <w:t>4</w:t>
+            </w:r>
+          </w:p>
+        </w:tc>
+        <w:tc>
+          <w:tcPr>
+            <w:tcW w:type="dxa" w:w="4082"/>
+          </w:tcPr>
+          <w:p>
+            <w:r>
+              <w:t>Vào "Cài đặt thông báo" (biểu tượng ở trang cá nhân), xem danh sách.</w:t>
+            </w:r>
+          </w:p>
+        </w:tc>
+        <w:tc>
+          <w:tcPr>
+            <w:tcW w:type="dxa" w:w="4195"/>
+          </w:tcPr>
+          <w:p>
+            <w:r>
+              <w:t>Có thêm mục mới "Cập nhật sau khi tôi đã xử lý" — tắt được riêng, không ảnh hưởng 4 mục còn lại.</w:t>
+            </w:r>
+          </w:p>
+        </w:tc>
+        <w:tc>
+          <w:tcPr>
+            <w:tcW w:type="dxa" w:w="1417"/>
+          </w:tcPr>
+          <w:p>
+            <w:r/>
+          </w:p>
+        </w:tc>
+      </w:tr>
+    </w:tbl>
+    <w:p/>
+    <w:p>
+      <w:r>
+        <w:rPr>
+          <w:b/>
+          <w:color w:val="B45F09"/>
+        </w:rPr>
+        <w:t xml:space="preserve">⚠ Lưu ý khi test chuông: </w:t>
+      </w:r>
+      <w:r>
+        <w:rPr>
+          <w:color w:val="5B6472"/>
+        </w:rPr>
+        <w:t>Local dev luôn đăng nhập bằng 1 tài khoản giả "Dev Owner" — để test đúng 3 lỗ hổng này cần MÔI TRƯỜNG THẬT (đã deploy) với 2 tài khoản khác nhau, không test được đầy đủ trên local 1 mình.</w:t>
       </w:r>
     </w:p>
     <w:p/>
